--- a/assets/reference-native.docx
+++ b/assets/reference-native.docx
@@ -478,7 +478,7 @@
       <w:rFonts w:asciiTheme="majorHAnsi" w:eastAsiaTheme="majorEastAsia" w:hAnsiTheme="majorHAnsi" w:cstheme="majorBidi" w:ascii="Calibri" w:hAnsi="Calibri" w:cs="Calibri" w:eastAsia="Microsoft YaHei"/>
       <w:b/>
       <w:bCs/>
-      <w:color w:val="365F91" w:themeColor="accent1" w:themeShade="BF"/>
+      <w:color w:val="000000"/>
       <w:sz w:val="44"/>
       <w:szCs w:val="28"/>
     </w:rPr>
@@ -502,7 +502,7 @@
       <w:rFonts w:asciiTheme="majorHAnsi" w:eastAsiaTheme="majorEastAsia" w:hAnsiTheme="majorHAnsi" w:cstheme="majorBidi" w:ascii="Calibri" w:hAnsi="Calibri" w:cs="Calibri" w:eastAsia="Microsoft YaHei"/>
       <w:b/>
       <w:bCs/>
-      <w:color w:val="4F81BD" w:themeColor="accent1"/>
+      <w:color w:val="000000"/>
       <w:sz w:val="36"/>
       <w:szCs w:val="26"/>
     </w:rPr>
@@ -526,7 +526,7 @@
       <w:rFonts w:asciiTheme="majorHAnsi" w:eastAsiaTheme="majorEastAsia" w:hAnsiTheme="majorHAnsi" w:cstheme="majorBidi" w:ascii="Calibri" w:hAnsi="Calibri" w:cs="Calibri" w:eastAsia="Microsoft YaHei"/>
       <w:b/>
       <w:bCs/>
-      <w:color w:val="4F81BD" w:themeColor="accent1"/>
+      <w:color w:val="000000"/>
       <w:sz w:val="32"/>
     </w:rPr>
   </w:style>
@@ -552,7 +552,7 @@
       <w:bCs/>
       <w:i/>
       <w:iCs/>
-      <w:color w:val="4F81BD" w:themeColor="accent1"/>
+      <w:color w:val="000000"/>
       <w:sz w:val="28"/>
     </w:rPr>
   </w:style>
@@ -575,7 +575,7 @@
     <w:rPr>
       <w:rFonts w:asciiTheme="majorHAnsi" w:eastAsiaTheme="majorEastAsia" w:hAnsiTheme="majorHAnsi" w:cstheme="majorBidi" w:ascii="Calibri" w:hAnsi="Calibri" w:cs="Calibri" w:eastAsia="Microsoft YaHei"/>
       <w:b/>
-      <w:color w:val="243F60" w:themeColor="accent1" w:themeShade="7F"/>
+      <w:color w:val="000000"/>
       <w:sz w:val="24"/>
     </w:rPr>
   </w:style>
@@ -600,7 +600,7 @@
       <w:b/>
       <w:i/>
       <w:iCs/>
-      <w:color w:val="243F60" w:themeColor="accent1" w:themeShade="7F"/>
+      <w:color w:val="000000"/>
       <w:sz w:val="24"/>
     </w:rPr>
   </w:style>
@@ -721,7 +721,7 @@
       <w:rFonts w:asciiTheme="majorHAnsi" w:eastAsiaTheme="majorEastAsia" w:hAnsiTheme="majorHAnsi" w:cstheme="majorBidi"/>
       <w:b/>
       <w:bCs/>
-      <w:color w:val="365F91" w:themeColor="accent1" w:themeShade="BF"/>
+      <w:color w:val="000000"/>
       <w:sz w:val="28"/>
       <w:szCs w:val="28"/>
     </w:rPr>
@@ -736,7 +736,7 @@
       <w:rFonts w:asciiTheme="majorHAnsi" w:eastAsiaTheme="majorEastAsia" w:hAnsiTheme="majorHAnsi" w:cstheme="majorBidi"/>
       <w:b/>
       <w:bCs/>
-      <w:color w:val="4F81BD" w:themeColor="accent1"/>
+      <w:color w:val="000000"/>
       <w:sz w:val="26"/>
       <w:szCs w:val="26"/>
     </w:rPr>
@@ -751,7 +751,7 @@
       <w:rFonts w:asciiTheme="majorHAnsi" w:eastAsiaTheme="majorEastAsia" w:hAnsiTheme="majorHAnsi" w:cstheme="majorBidi"/>
       <w:b/>
       <w:bCs/>
-      <w:color w:val="4F81BD" w:themeColor="accent1"/>
+      <w:color w:val="000000"/>
     </w:rPr>
   </w:style>
   <w:style w:type="paragraph" w:styleId="Title">
@@ -1126,7 +1126,7 @@
       <w:bCs/>
       <w:i/>
       <w:iCs/>
-      <w:color w:val="4F81BD" w:themeColor="accent1"/>
+      <w:color w:val="000000"/>
     </w:rPr>
   </w:style>
   <w:style w:type="character" w:customStyle="1" w:styleId="Heading5Char">
@@ -1138,7 +1138,7 @@
     <w:rsid w:val="00FC693F"/>
     <w:rPr>
       <w:rFonts w:asciiTheme="majorHAnsi" w:eastAsiaTheme="majorEastAsia" w:hAnsiTheme="majorHAnsi" w:cstheme="majorBidi"/>
-      <w:color w:val="243F60" w:themeColor="accent1" w:themeShade="7F"/>
+      <w:color w:val="000000"/>
     </w:rPr>
   </w:style>
   <w:style w:type="character" w:customStyle="1" w:styleId="Heading6Char">
@@ -1152,7 +1152,7 @@
       <w:rFonts w:asciiTheme="majorHAnsi" w:eastAsiaTheme="majorEastAsia" w:hAnsiTheme="majorHAnsi" w:cstheme="majorBidi"/>
       <w:i/>
       <w:iCs/>
-      <w:color w:val="243F60" w:themeColor="accent1" w:themeShade="7F"/>
+      <w:color w:val="000000"/>
     </w:rPr>
   </w:style>
   <w:style w:type="character" w:customStyle="1" w:styleId="Heading7Char">
